--- a/testakten/kaufrecht-wallbox-firmware-lastmanagement-essen/04_gegenseite_standpunkt.docx
+++ b/testakten/kaufrecht-wallbox-firmware-lastmanagement-essen/04_gegenseite_standpunkt.docx
@@ -4,71 +4,331 @@
   <w:body>
     <w:p>
       <w:pPr>
-        <w:pStyle w:val="Heading1"/>
+        <w:spacing w:after="60"/>
       </w:pPr>
       <w:r>
-        <w:t>Standpunkt der Gegenseite</w:t>
+        <w:rPr>
+          <w:color w:val="555555"/>
+          <w:sz w:val="15"/>
+        </w:rPr>
+        <w:t>ELEKTROHAUS RUHR GMBH · Rüttenscheider Straße 188, 45131 Essen</w:t>
       </w:r>
     </w:p>
     <w:p>
       <w:pPr>
-        <w:pStyle w:val="Heading2"/>
+        <w:spacing w:after="280"/>
       </w:pPr>
       <w:r>
-        <w:t>1. Kernaussagen</w:t>
+        <w:t>Frau Johanna Rehbein</w:t>
+        <w:br/>
+        <w:t>Frankenstraße 64</w:t>
+        <w:br/>
+        <w:t>45134 Essen</w:t>
+      </w:r>
+    </w:p>
+    <w:p>
+      <w:pPr>
+        <w:spacing w:after="180"/>
+        <w:jc w:val="right"/>
+      </w:pPr>
+      <w:r>
+        <w:t>Essen, 2. Juli 2026</w:t>
+      </w:r>
+    </w:p>
+    <w:tbl>
+      <w:tblPr>
+        <w:tblW w:type="auto" w:w="0"/>
+        <w:tblLayout w:type="fixed"/>
+        <w:tblLook w:firstColumn="1" w:firstRow="1" w:lastColumn="0" w:lastRow="0" w:noHBand="0" w:noVBand="1" w:val="04A0"/>
+      </w:tblPr>
+      <w:tblGrid>
+        <w:gridCol w:w="1814"/>
+        <w:gridCol w:w="7597"/>
+      </w:tblGrid>
+      <w:tr>
+        <w:tc>
+          <w:tcPr>
+            <w:tcW w:type="dxa" w:w="4705"/>
+            <w:vAlign w:val="top"/>
+            <w:tcBorders>
+              <w:top w:val="single" w:sz="4" w:color="B7C4C8"/>
+              <w:left w:val="single" w:sz="4" w:color="B7C4C8"/>
+              <w:bottom w:val="single" w:sz="4" w:color="B7C4C8"/>
+              <w:right w:val="single" w:sz="4" w:color="B7C4C8"/>
+              <w:insideH w:val="single" w:sz="4" w:color="B7C4C8"/>
+              <w:insideV w:val="single" w:sz="4" w:color="B7C4C8"/>
+            </w:tcBorders>
+          </w:tcPr>
+          <w:p>
+            <w:pPr>
+              <w:spacing w:after="40"/>
+            </w:pPr>
+            <w:r>
+              <w:rPr>
+                <w:b/>
+              </w:rPr>
+              <w:t>Unser Zeichen</w:t>
+            </w:r>
+          </w:p>
+        </w:tc>
+        <w:tc>
+          <w:tcPr>
+            <w:tcW w:type="dxa" w:w="4705"/>
+            <w:vAlign w:val="top"/>
+            <w:tcBorders>
+              <w:top w:val="single" w:sz="4" w:color="B7C4C8"/>
+              <w:left w:val="single" w:sz="4" w:color="B7C4C8"/>
+              <w:bottom w:val="single" w:sz="4" w:color="B7C4C8"/>
+              <w:right w:val="single" w:sz="4" w:color="B7C4C8"/>
+              <w:insideH w:val="single" w:sz="4" w:color="B7C4C8"/>
+              <w:insideV w:val="single" w:sz="4" w:color="B7C4C8"/>
+            </w:tcBorders>
+          </w:tcPr>
+          <w:p>
+            <w:pPr>
+              <w:spacing w:after="40"/>
+            </w:pPr>
+            <w:r>
+              <w:t>ER-26-44017 / HelioCharge W7</w:t>
+            </w:r>
+          </w:p>
+        </w:tc>
+      </w:tr>
+      <w:tr>
+        <w:tc>
+          <w:tcPr>
+            <w:tcW w:type="dxa" w:w="4705"/>
+            <w:vAlign w:val="top"/>
+            <w:tcBorders>
+              <w:top w:val="single" w:sz="4" w:color="B7C4C8"/>
+              <w:left w:val="single" w:sz="4" w:color="B7C4C8"/>
+              <w:bottom w:val="single" w:sz="4" w:color="B7C4C8"/>
+              <w:right w:val="single" w:sz="4" w:color="B7C4C8"/>
+              <w:insideH w:val="single" w:sz="4" w:color="B7C4C8"/>
+              <w:insideV w:val="single" w:sz="4" w:color="B7C4C8"/>
+            </w:tcBorders>
+          </w:tcPr>
+          <w:p>
+            <w:pPr>
+              <w:spacing w:after="40"/>
+            </w:pPr>
+            <w:r>
+              <w:rPr>
+                <w:b/>
+              </w:rPr>
+              <w:t>Betreff</w:t>
+            </w:r>
+          </w:p>
+        </w:tc>
+        <w:tc>
+          <w:tcPr>
+            <w:tcW w:type="dxa" w:w="4705"/>
+            <w:vAlign w:val="top"/>
+            <w:tcBorders>
+              <w:top w:val="single" w:sz="4" w:color="B7C4C8"/>
+              <w:left w:val="single" w:sz="4" w:color="B7C4C8"/>
+              <w:bottom w:val="single" w:sz="4" w:color="B7C4C8"/>
+              <w:right w:val="single" w:sz="4" w:color="B7C4C8"/>
+              <w:insideH w:val="single" w:sz="4" w:color="B7C4C8"/>
+              <w:insideV w:val="single" w:sz="4" w:color="B7C4C8"/>
+            </w:tcBorders>
+          </w:tcPr>
+          <w:p>
+            <w:pPr>
+              <w:spacing w:after="40"/>
+            </w:pPr>
+            <w:r>
+              <w:t>Ladeleistung und dynamisches Lastmanagement nach Firmware 3.12.0</w:t>
+            </w:r>
+          </w:p>
+        </w:tc>
+      </w:tr>
+    </w:tbl>
+    <w:p/>
+    <w:p>
+      <w:r>
+        <w:t>Sehr geehrte Frau Rehbein,</w:t>
+      </w:r>
+    </w:p>
+    <w:p>
+      <w:pPr>
+        <w:keepLines w:val="0"/>
+      </w:pPr>
+      <w:r>
+        <w:t>unser Techniker Herr Maas hat die Anlage am 28. Juni zwischen 08:14 und 10:02 Uhr gemessen. Die Zuleitung, Absicherung und Phasenfolge waren unauffällig. Bei deaktiviertem Lastmanagement erreichte Fahrzeug 1 kurzzeitig 10,8 Kilowatt. Nach Aktivierung des Energiemanagers fiel die Leistung auf 3,6 Kilowatt, obwohl am Hausanschluss noch mehr als 18 Kilowatt Reserve angezeigt wurden.</w:t>
+      </w:r>
+    </w:p>
+    <w:p>
+      <w:pPr>
+        <w:keepLines w:val="0"/>
+      </w:pPr>
+      <w:r>
+        <w:t>Die Wallbox arbeitet seit dem 21. Juni mit Firmware 3.12.0. Im Ereignisspeicher fehlen zwischen 23. und 25. Juni mehrere Werte des Stromwandlers C2. Der Netzbetreiber hat auf unsere Anfrage erklärt, in diesem Zeitraum keinen Reduzierungsbefehl an Ihren Anschluss gesendet zu haben. Der Hersteller vermutet eine fehlerhafte Zuordnung des Stromwandlers nach dem Update.</w:t>
+      </w:r>
+    </w:p>
+    <w:p>
+      <w:pPr>
+        <w:keepLines w:val="0"/>
+      </w:pPr>
+      <w:r>
+        <w:t>Wir können am 7. Juli ab 13:00 Uhr gemeinsam mit dem Hersteller-Support eine Fernmessung durchführen. Bis dahin bleibt die Ladebegrenzung auf 11 Kilowatt eingestellt. Bitte lassen Sie den Energiemanager eingeschaltet und ändern Sie die Phasenzuordnung nicht; die vorhandenen Logdaten wurden gesichert.</w:t>
       </w:r>
     </w:p>
     <w:p>
       <w:r>
-        <w:t>Händler bietet nur Werksreset an.</w:t>
-      </w:r>
-    </w:p>
-    <w:p>
-      <w:r>
-        <w:t>Hersteller verlangt kostenpflichtiges Abo oder lehnt Drittanbieterkomponenten ab.</w:t>
-      </w:r>
-    </w:p>
-    <w:p>
-      <w:r>
-        <w:t>Käuferseite prüft Nacherfüllung, Minderung, Rücktritt, Schadensersatz und Ersatz vergeblicher Aufwendungen.</w:t>
+        <w:t>Mit freundlichen Grüßen</w:t>
       </w:r>
     </w:p>
     <w:p>
       <w:pPr>
-        <w:pStyle w:val="Heading2"/>
+        <w:spacing w:before="280"/>
       </w:pPr>
       <w:r>
-        <w:t>2. Angriffspunkte</w:t>
+        <w:t>Mira Strauß</w:t>
+        <w:br/>
+        <w:t>Leitung Kundendienst</w:t>
       </w:r>
     </w:p>
     <w:p>
+      <w:pPr>
+        <w:spacing w:before="240"/>
+      </w:pPr>
       <w:r>
-        <w:t>Vertragliche Beschaffenheit und Werbung sichern.</w:t>
+        <w:rPr>
+          <w:b/>
+        </w:rPr>
+        <w:t>Anlagen</w:t>
       </w:r>
     </w:p>
     <w:p>
+      <w:pPr>
+        <w:pStyle w:val="ListNumber"/>
+        <w:spacing w:after="40"/>
+      </w:pPr>
       <w:r>
-        <w:t>Update- und Ausfalltimeline bauen.</w:t>
+        <w:t>Messprotokoll vom 28. Juni 2026</w:t>
       </w:r>
     </w:p>
     <w:p>
+      <w:pPr>
+        <w:pStyle w:val="ListNumber"/>
+        <w:spacing w:after="40"/>
+      </w:pPr>
       <w:r>
-        <w:t>Frist zur konkreten Nacherfüllung setzen.</w:t>
+        <w:t>Ereignisspeicher Firmware 3.12.0</w:t>
       </w:r>
     </w:p>
     <w:p>
+      <w:pPr>
+        <w:pStyle w:val="ListNumber"/>
+        <w:spacing w:after="40"/>
+      </w:pPr>
       <w:r>
-        <w:t>Beweislast und Verjährung im Verbrauchsgüterkauf prüfen.</w:t>
+        <w:t>Auskunft Netzbetreiber vom 30. Juni 2026</w:t>
       </w:r>
     </w:p>
     <w:sectPr>
-      <w:pgSz w:w="12240" w:h="15840"/>
-      <w:pgMar w:top="1440" w:right="1800" w:bottom="1440" w:left="1800" w:header="720" w:footer="720" w:gutter="0"/>
+      <w:headerReference w:type="default" r:id="rId9"/>
+      <w:footerReference w:type="default" r:id="rId10"/>
+      <w:pgSz w:w="11906" w:h="16838"/>
+      <w:pgMar w:top="935" w:right="1219" w:bottom="964" w:left="1276" w:header="720" w:footer="720" w:gutter="0"/>
       <w:cols w:space="720"/>
       <w:docGrid w:linePitch="360"/>
     </w:sectPr>
   </w:body>
 </w:document>
+</file>
+
+<file path=word/footer1.xml><?xml version="1.0" encoding="utf-8"?>
+<w:ftr xmlns:m="http://schemas.openxmlformats.org/officeDocument/2006/math" xmlns:mc="http://schemas.openxmlformats.org/markup-compatibility/2006" xmlns:mo="http://schemas.microsoft.com/office/mac/office/2008/main" xmlns:mv="urn:schemas-microsoft-com:mac:vml" xmlns:o="urn:schemas-microsoft-com:office:office" xmlns:r="http://schemas.openxmlformats.org/officeDocument/2006/relationships" xmlns:v="urn:schemas-microsoft-com:vml" xmlns:w10="urn:schemas-microsoft-com:office:word" xmlns:w14="http://schemas.microsoft.com/office/word/2010/wordml" xmlns:w="http://schemas.openxmlformats.org/wordprocessingml/2006/main" xmlns:wne="http://schemas.microsoft.com/office/word/2006/wordml" xmlns:wp14="http://schemas.microsoft.com/office/word/2010/wordprocessingDrawing" xmlns:wp="http://schemas.openxmlformats.org/drawingml/2006/wordprocessingDrawing" xmlns:wpc="http://schemas.microsoft.com/office/word/2010/wordprocessingCanvas" xmlns:wpg="http://schemas.microsoft.com/office/word/2010/wordprocessingGroup" xmlns:wpi="http://schemas.microsoft.com/office/word/2010/wordprocessingInk" xmlns:wps="http://schemas.microsoft.com/office/word/2010/wordprocessingShape" mc:Ignorable="w14 wp14">
+  <w:p>
+    <w:pPr>
+      <w:pStyle w:val="Footer"/>
+      <w:jc w:val="center"/>
+    </w:pPr>
+    <w:r>
+      <w:rPr>
+        <w:color w:val="666666"/>
+        <w:sz w:val="14"/>
+      </w:rPr>
+      <w:t>ELEKTROHAUS RUHR GMBH · Vorgang ER-26-44017 / HelioCharge W7</w:t>
+    </w:r>
+  </w:p>
+</w:ftr>
+</file>
+
+<file path=word/header1.xml><?xml version="1.0" encoding="utf-8"?>
+<w:hdr xmlns:m="http://schemas.openxmlformats.org/officeDocument/2006/math" xmlns:mc="http://schemas.openxmlformats.org/markup-compatibility/2006" xmlns:mo="http://schemas.microsoft.com/office/mac/office/2008/main" xmlns:mv="urn:schemas-microsoft-com:mac:vml" xmlns:o="urn:schemas-microsoft-com:office:office" xmlns:r="http://schemas.openxmlformats.org/officeDocument/2006/relationships" xmlns:v="urn:schemas-microsoft-com:vml" xmlns:w10="urn:schemas-microsoft-com:office:word" xmlns:w14="http://schemas.microsoft.com/office/word/2010/wordml" xmlns:w="http://schemas.openxmlformats.org/wordprocessingml/2006/main" xmlns:wne="http://schemas.microsoft.com/office/word/2006/wordml" xmlns:wp14="http://schemas.microsoft.com/office/word/2010/wordprocessingDrawing" xmlns:wp="http://schemas.openxmlformats.org/drawingml/2006/wordprocessingDrawing" xmlns:wpc="http://schemas.microsoft.com/office/word/2010/wordprocessingCanvas" xmlns:wpg="http://schemas.microsoft.com/office/word/2010/wordprocessingGroup" xmlns:wpi="http://schemas.microsoft.com/office/word/2010/wordprocessingInk" xmlns:wps="http://schemas.microsoft.com/office/word/2010/wordprocessingShape" mc:Ignorable="w14 wp14">
+  <w:p>
+    <w:pPr>
+      <w:pStyle w:val="Header"/>
+    </w:pPr>
+  </w:p>
+  <w:tbl>
+    <w:tblPr>
+      <w:tblW w:type="auto" w:w="0"/>
+      <w:tblLayout w:type="fixed"/>
+      <w:tblLook w:firstColumn="1" w:firstRow="1" w:lastColumn="0" w:lastRow="0" w:noHBand="0" w:noVBand="1" w:val="04A0"/>
+    </w:tblPr>
+    <w:tblGrid>
+      <w:gridCol w:w="5386"/>
+      <w:gridCol w:w="4025"/>
+    </w:tblGrid>
+    <w:tr>
+      <w:tc>
+        <w:tcPr>
+          <w:tcW w:type="dxa" w:w="4706"/>
+          <w:vAlign w:val="center"/>
+          <w:tcBorders>
+            <w:top w:val="single" w:sz="4" w:color="4E7B83"/>
+            <w:left w:val="single" w:sz="4" w:color="4E7B83"/>
+            <w:bottom w:val="single" w:sz="4" w:color="4E7B83"/>
+            <w:right w:val="single" w:sz="4" w:color="4E7B83"/>
+            <w:insideH w:val="single" w:sz="4" w:color="4E7B83"/>
+            <w:insideV w:val="single" w:sz="4" w:color="4E7B83"/>
+          </w:tcBorders>
+        </w:tcPr>
+        <w:p>
+          <w:r>
+            <w:rPr>
+              <w:b/>
+              <w:color w:val="144D59"/>
+              <w:sz w:val="28"/>
+            </w:rPr>
+            <w:t>ELEKTROHAUS RUHR GMBH</w:t>
+          </w:r>
+        </w:p>
+      </w:tc>
+      <w:tc>
+        <w:tcPr>
+          <w:tcW w:type="dxa" w:w="4706"/>
+          <w:vAlign w:val="center"/>
+          <w:tcBorders>
+            <w:top w:val="single" w:sz="4" w:color="4E7B83"/>
+            <w:left w:val="single" w:sz="4" w:color="4E7B83"/>
+            <w:bottom w:val="single" w:sz="4" w:color="4E7B83"/>
+            <w:right w:val="single" w:sz="4" w:color="4E7B83"/>
+            <w:insideH w:val="single" w:sz="4" w:color="4E7B83"/>
+            <w:insideV w:val="single" w:sz="4" w:color="4E7B83"/>
+          </w:tcBorders>
+        </w:tcPr>
+        <w:p>
+          <w:pPr>
+            <w:jc w:val="right"/>
+          </w:pPr>
+          <w:r>
+            <w:rPr>
+              <w:sz w:val="15"/>
+            </w:rPr>
+            <w:t>Rüttenscheider Straße 188, 45131 Essen</w:t>
+            <w:br/>
+            <w:t>Kundendienst Ladeinfrastruktur · Telefon 0201 7748-331</w:t>
+          </w:r>
+        </w:p>
+      </w:tc>
+    </w:tr>
+  </w:tbl>
+</w:hdr>
 </file>
 
 <file path=word/numbering.xml><?xml version="1.0" encoding="utf-8"?>
@@ -434,9 +694,12 @@
     <w:name w:val="Normal"/>
     <w:qFormat/>
     <w:rsid w:val="00FC693F"/>
+    <w:pPr>
+      <w:spacing w:after="120" w:line="259" w:lineRule="auto"/>
+    </w:pPr>
     <w:rPr>
-      <w:rFonts w:ascii="Times New Roman" w:hAnsi="Times New Roman"/>
-      <w:sz w:val="22"/>
+      <w:rFonts w:ascii="Arial" w:hAnsi="Arial"/>
+      <w:sz w:val="20"/>
     </w:rPr>
   </w:style>
   <w:style w:type="paragraph" w:styleId="Header">
@@ -498,11 +761,11 @@
       <w:outlineLvl w:val="0"/>
     </w:pPr>
     <w:rPr>
-      <w:rFonts w:asciiTheme="majorHAnsi" w:eastAsiaTheme="majorEastAsia" w:hAnsiTheme="majorHAnsi" w:cstheme="majorBidi" w:ascii="Times New Roman" w:hAnsi="Times New Roman"/>
+      <w:rFonts w:asciiTheme="majorHAnsi" w:eastAsiaTheme="majorEastAsia" w:hAnsiTheme="majorHAnsi" w:cstheme="majorBidi"/>
       <w:b/>
       <w:bCs/>
       <w:color w:val="365F91" w:themeColor="accent1" w:themeShade="BF"/>
-      <w:sz w:val="26"/>
+      <w:sz w:val="28"/>
       <w:szCs w:val="28"/>
     </w:rPr>
   </w:style>
@@ -522,11 +785,11 @@
       <w:outlineLvl w:val="1"/>
     </w:pPr>
     <w:rPr>
-      <w:rFonts w:asciiTheme="majorHAnsi" w:eastAsiaTheme="majorEastAsia" w:hAnsiTheme="majorHAnsi" w:cstheme="majorBidi" w:ascii="Times New Roman" w:hAnsi="Times New Roman"/>
+      <w:rFonts w:asciiTheme="majorHAnsi" w:eastAsiaTheme="majorEastAsia" w:hAnsiTheme="majorHAnsi" w:cstheme="majorBidi"/>
       <w:b/>
       <w:bCs/>
       <w:color w:val="4F81BD" w:themeColor="accent1"/>
-      <w:sz w:val="24"/>
+      <w:sz w:val="26"/>
       <w:szCs w:val="26"/>
     </w:rPr>
   </w:style>
@@ -546,11 +809,10 @@
       <w:outlineLvl w:val="2"/>
     </w:pPr>
     <w:rPr>
-      <w:rFonts w:asciiTheme="majorHAnsi" w:eastAsiaTheme="majorEastAsia" w:hAnsiTheme="majorHAnsi" w:cstheme="majorBidi" w:ascii="Times New Roman" w:hAnsi="Times New Roman"/>
+      <w:rFonts w:asciiTheme="majorHAnsi" w:eastAsiaTheme="majorEastAsia" w:hAnsiTheme="majorHAnsi" w:cstheme="majorBidi"/>
       <w:b/>
       <w:bCs/>
       <w:color w:val="4F81BD" w:themeColor="accent1"/>
-      <w:sz w:val="24"/>
     </w:rPr>
   </w:style>
   <w:style w:type="paragraph" w:styleId="Heading4">
